--- a/crates/unluminous-word/tests/fixtures/lists.docx
+++ b/crates/unluminous-word/tests/fixtures/lists.docx
@@ -381,12 +381,12 @@
 <file path=word/numbering.xml><?xml version="1.0" encoding="utf-8"?>
 <w:numbering xmlns:wpc="http://schemas.microsoft.com/office/word/2010/wordprocessingCanvas" xmlns:cx="http://schemas.microsoft.com/office/drawing/2014/chartex" xmlns:cx1="http://schemas.microsoft.com/office/drawing/2015/9/8/chartex" xmlns:cx2="http://schemas.microsoft.com/office/drawing/2015/10/21/chartex" xmlns:cx3="http://schemas.microsoft.com/office/drawing/2016/5/9/chartex" xmlns:cx4="http://schemas.microsoft.com/office/drawing/2016/5/10/chartex" xmlns:cx5="http://schemas.microsoft.com/office/drawing/2016/5/11/chartex" xmlns:cx6="http://schemas.microsoft.com/office/drawing/2016/5/12/chartex" xmlns:cx7="http://schemas.microsoft.com/office/drawing/2016/5/13/chartex" xmlns:cx8="http://schemas.microsoft.com/office/drawing/2016/5/14/chartex" xmlns:mc="http://schemas.openxmlformats.org/markup-compatibility/2006" xmlns:aink="http://schemas.microsoft.com/office/drawing/2016/ink" xmlns:am3d="http://schemas.microsoft.com/office/drawing/2017/model3d" xmlns:o="urn:schemas-microsoft-com:office:office" xmlns:oel="http://schemas.microsoft.com/office/2019/extlst" xmlns:r="http://schemas.openxmlformats.org/officeDocument/2006/relationships" xmlns:m="http://schemas.openxmlformats.org/officeDocument/2006/math" xmlns:v="urn:schemas-microsoft-com:vml" xmlns:wp14="http://schemas.microsoft.com/office/word/2010/wordprocessingDrawing" xmlns:wp="http://schemas.openxmlformats.org/drawingml/2006/wordprocessingDrawing" xmlns:w10="urn:schemas-microsoft-com:office:word" xmlns:w="http://schemas.openxmlformats.org/wordprocessingml/2006/main" xmlns:w14="http://schemas.microsoft.com/office/word/2010/wordml" xmlns:w15="http://schemas.microsoft.com/office/word/2012/wordml" xmlns:w16cex="http://schemas.microsoft.com/office/word/2018/wordml/cex" xmlns:w16cid="http://schemas.microsoft.com/office/word/2016/wordml/cid" xmlns:w16="http://schemas.microsoft.com/office/word/2018/wordml" xmlns:w16du="http://schemas.microsoft.com/office/word/2023/wordml/word16du" xmlns:w16sdtdh="http://schemas.microsoft.com/office/word/2020/wordml/sdtdatahash" xmlns:w16sdtfl="http://schemas.microsoft.com/office/word/2024/wordml/sdtformatlock" xmlns:w16se="http://schemas.microsoft.com/office/word/2015/wordml/symex" xmlns:wpg="http://schemas.microsoft.com/office/word/2010/wordprocessingGroup" xmlns:wpi="http://schemas.microsoft.com/office/word/2010/wordprocessingInk" xmlns:wne="http://schemas.microsoft.com/office/word/2006/wordml" xmlns:wps="http://schemas.microsoft.com/office/word/2010/wordprocessingShape" mc:Ignorable="w14 w15 w16se w16cid w16 w16cex w16sdtdh w16sdtfl w16du wp14">
   <w:abstractNum w:abstractNumId="0" w15:restartNumberingAfterBreak="0">
-    <w:nsid w:val="04C77B22"/>
+    <w:nsid w:val="0ED07BC4"/>
     <w:multiLevelType w:val="singleLevel"/>
-    <w:tmpl w:val="31D41F82"/>
+    <w:tmpl w:val="EBFCD00C"/>
     <w:lvl w:ilvl="0">
       <w:start w:val="1"/>
-      <w:numFmt w:val="decimal"/>
+      <w:numFmt w:val="lowerRoman"/>
       <w:lvlText w:val="%1."/>
       <w:lvlJc w:val="left"/>
       <w:pPr>
@@ -398,13 +398,13 @@
     </w:lvl>
   </w:abstractNum>
   <w:abstractNum w:abstractNumId="1" w15:restartNumberingAfterBreak="0">
-    <w:nsid w:val="20D368A8"/>
+    <w:nsid w:val="11977C26"/>
     <w:multiLevelType w:val="multilevel"/>
-    <w:tmpl w:val="E04ED38A"/>
+    <w:tmpl w:val="626C56B2"/>
     <w:lvl w:ilvl="0">
       <w:start w:val="1"/>
-      <w:numFmt w:val="decimal"/>
-      <w:lvlText w:val="%1"/>
+      <w:numFmt w:val="bullet"/>
+      <w:lvlText w:val=""/>
       <w:lvlJc w:val="left"/>
       <w:pPr>
         <w:tabs>
@@ -412,11 +412,14 @@
         </w:tabs>
         <w:ind w:left="720" w:hanging="360"/>
       </w:pPr>
+      <w:rPr>
+        <w:rFonts w:ascii="Symbol" w:hAnsi="Symbol" w:hint="default"/>
+      </w:rPr>
     </w:lvl>
     <w:lvl w:ilvl="1">
       <w:start w:val="1"/>
-      <w:numFmt w:val="decimal"/>
-      <w:lvlText w:val="%1.%2"/>
+      <w:numFmt w:val="bullet"/>
+      <w:lvlText w:val="o"/>
       <w:lvlJc w:val="left"/>
       <w:pPr>
         <w:tabs>
@@ -424,11 +427,14 @@
         </w:tabs>
         <w:ind w:left="1080" w:hanging="360"/>
       </w:pPr>
+      <w:rPr>
+        <w:rFonts w:ascii="Courier New" w:hAnsi="Courier New" w:cs="Courier New"/>
+      </w:rPr>
     </w:lvl>
     <w:lvl w:ilvl="2">
       <w:start w:val="1"/>
-      <w:numFmt w:val="decimal"/>
-      <w:lvlText w:val="%1.%2.%3"/>
+      <w:numFmt w:val="bullet"/>
+      <w:lvlText w:val=""/>
       <w:lvlJc w:val="left"/>
       <w:pPr>
         <w:tabs>
@@ -436,6 +442,9 @@
         </w:tabs>
         <w:ind w:left="1440" w:hanging="360"/>
       </w:pPr>
+      <w:rPr>
+        <w:rFonts w:ascii="Wingdings" w:hAnsi="Wingdings" w:hint="default"/>
+      </w:rPr>
     </w:lvl>
     <w:lvl w:ilvl="3">
       <w:start w:val="1"/>
@@ -493,10 +502,10 @@
     </w:lvl>
   </w:abstractNum>
   <w:abstractNum w:abstractNumId="2" w15:restartNumberingAfterBreak="0">
-    <w:nsid w:val="21EC23D2"/>
+    <w:nsid w:val="256548CD"/>
     <w:multiLevelType w:val="hybridMultilevel"/>
-    <w:tmpl w:val="D944A29C"/>
-    <w:lvl w:ilvl="0" w:tplc="5BE85316">
+    <w:tmpl w:val="2466CAFE"/>
+    <w:lvl w:ilvl="0" w:tplc="8C3AF566">
       <w:start w:val="5"/>
       <w:numFmt w:val="decimal"/>
       <w:lvlText w:val="%1."/>
@@ -582,13 +591,13 @@
     </w:lvl>
   </w:abstractNum>
   <w:abstractNum w:abstractNumId="3" w15:restartNumberingAfterBreak="0">
-    <w:nsid w:val="270403C1"/>
+    <w:nsid w:val="34D6288A"/>
     <w:multiLevelType w:val="multilevel"/>
-    <w:tmpl w:val="08865FBC"/>
+    <w:tmpl w:val="24D0A290"/>
     <w:lvl w:ilvl="0">
       <w:start w:val="1"/>
-      <w:numFmt w:val="bullet"/>
-      <w:lvlText w:val=""/>
+      <w:numFmt w:val="decimal"/>
+      <w:lvlText w:val="%1"/>
       <w:lvlJc w:val="left"/>
       <w:pPr>
         <w:tabs>
@@ -596,14 +605,11 @@
         </w:tabs>
         <w:ind w:left="720" w:hanging="360"/>
       </w:pPr>
-      <w:rPr>
-        <w:rFonts w:ascii="Symbol" w:hAnsi="Symbol" w:hint="default"/>
-      </w:rPr>
     </w:lvl>
     <w:lvl w:ilvl="1">
       <w:start w:val="1"/>
-      <w:numFmt w:val="bullet"/>
-      <w:lvlText w:val="o"/>
+      <w:numFmt w:val="decimal"/>
+      <w:lvlText w:val="%1.%2"/>
       <w:lvlJc w:val="left"/>
       <w:pPr>
         <w:tabs>
@@ -611,14 +617,11 @@
         </w:tabs>
         <w:ind w:left="1080" w:hanging="360"/>
       </w:pPr>
-      <w:rPr>
-        <w:rFonts w:ascii="Courier New" w:hAnsi="Courier New" w:cs="Courier New"/>
-      </w:rPr>
     </w:lvl>
     <w:lvl w:ilvl="2">
       <w:start w:val="1"/>
-      <w:numFmt w:val="bullet"/>
-      <w:lvlText w:val=""/>
+      <w:numFmt w:val="decimal"/>
+      <w:lvlText w:val="%1.%2.%3"/>
       <w:lvlJc w:val="left"/>
       <w:pPr>
         <w:tabs>
@@ -626,9 +629,6 @@
         </w:tabs>
         <w:ind w:left="1440" w:hanging="360"/>
       </w:pPr>
-      <w:rPr>
-        <w:rFonts w:ascii="Wingdings" w:hAnsi="Wingdings" w:hint="default"/>
-      </w:rPr>
     </w:lvl>
     <w:lvl w:ilvl="3">
       <w:start w:val="1"/>
@@ -686,12 +686,12 @@
     </w:lvl>
   </w:abstractNum>
   <w:abstractNum w:abstractNumId="4" w15:restartNumberingAfterBreak="0">
-    <w:nsid w:val="29671667"/>
-    <w:multiLevelType w:val="hybridMultilevel"/>
-    <w:tmpl w:val="50E49B6A"/>
-    <w:lvl w:ilvl="0" w:tplc="41D2A55E">
-      <w:start w:val="1"/>
-      <w:numFmt w:val="lowerRoman"/>
+    <w:nsid w:val="35BE7F5B"/>
+    <w:multiLevelType w:val="singleLevel"/>
+    <w:tmpl w:val="1BB2D27E"/>
+    <w:lvl w:ilvl="0">
+      <w:start w:val="1"/>
+      <w:numFmt w:val="decimal"/>
       <w:lvlText w:val="%1."/>
       <w:lvlJc w:val="left"/>
       <w:pPr>
@@ -701,87 +701,15 @@
         <w:ind w:left="720" w:hanging="360"/>
       </w:pPr>
     </w:lvl>
-    <w:lvl w:ilvl="1" w:tplc="04090019" w:tentative="1">
-      <w:start w:val="1"/>
-      <w:numFmt w:val="lowerLetter"/>
-      <w:lvlText w:val="%2."/>
-      <w:lvlJc w:val="left"/>
-      <w:pPr>
-        <w:ind w:left="1440" w:hanging="360"/>
-      </w:pPr>
-    </w:lvl>
-    <w:lvl w:ilvl="2" w:tplc="0409001B" w:tentative="1">
-      <w:start w:val="1"/>
-      <w:numFmt w:val="lowerRoman"/>
-      <w:lvlText w:val="%3."/>
-      <w:lvlJc w:val="right"/>
-      <w:pPr>
-        <w:ind w:left="2160" w:hanging="180"/>
-      </w:pPr>
-    </w:lvl>
-    <w:lvl w:ilvl="3" w:tplc="0409000F" w:tentative="1">
-      <w:start w:val="1"/>
-      <w:numFmt w:val="decimal"/>
-      <w:lvlText w:val="%4."/>
-      <w:lvlJc w:val="left"/>
-      <w:pPr>
-        <w:ind w:left="2880" w:hanging="360"/>
-      </w:pPr>
-    </w:lvl>
-    <w:lvl w:ilvl="4" w:tplc="04090019" w:tentative="1">
-      <w:start w:val="1"/>
-      <w:numFmt w:val="lowerLetter"/>
-      <w:lvlText w:val="%5."/>
-      <w:lvlJc w:val="left"/>
-      <w:pPr>
-        <w:ind w:left="3600" w:hanging="360"/>
-      </w:pPr>
-    </w:lvl>
-    <w:lvl w:ilvl="5" w:tplc="0409001B" w:tentative="1">
-      <w:start w:val="1"/>
-      <w:numFmt w:val="lowerRoman"/>
-      <w:lvlText w:val="%6."/>
-      <w:lvlJc w:val="right"/>
-      <w:pPr>
-        <w:ind w:left="4320" w:hanging="180"/>
-      </w:pPr>
-    </w:lvl>
-    <w:lvl w:ilvl="6" w:tplc="0409000F" w:tentative="1">
-      <w:start w:val="1"/>
-      <w:numFmt w:val="decimal"/>
-      <w:lvlText w:val="%7."/>
-      <w:lvlJc w:val="left"/>
-      <w:pPr>
-        <w:ind w:left="5040" w:hanging="360"/>
-      </w:pPr>
-    </w:lvl>
-    <w:lvl w:ilvl="7" w:tplc="04090019" w:tentative="1">
-      <w:start w:val="1"/>
-      <w:numFmt w:val="lowerLetter"/>
-      <w:lvlText w:val="%8."/>
-      <w:lvlJc w:val="left"/>
-      <w:pPr>
-        <w:ind w:left="5760" w:hanging="360"/>
-      </w:pPr>
-    </w:lvl>
-    <w:lvl w:ilvl="8" w:tplc="0409001B" w:tentative="1">
-      <w:start w:val="1"/>
-      <w:numFmt w:val="lowerRoman"/>
-      <w:lvlText w:val="%9."/>
-      <w:lvlJc w:val="right"/>
-      <w:pPr>
-        <w:ind w:left="6480" w:hanging="180"/>
-      </w:pPr>
-    </w:lvl>
   </w:abstractNum>
   <w:abstractNum w:abstractNumId="5" w15:restartNumberingAfterBreak="0">
-    <w:nsid w:val="349A3450"/>
+    <w:nsid w:val="55CF3749"/>
     <w:multiLevelType w:val="hybridMultilevel"/>
-    <w:tmpl w:val="536609B8"/>
-    <w:lvl w:ilvl="0" w:tplc="14AC7CDC">
-      <w:start w:val="1"/>
-      <w:numFmt w:val="lowerLetter"/>
-      <w:lvlText w:val="%1)"/>
+    <w:tmpl w:val="7500ED6E"/>
+    <w:lvl w:ilvl="0" w:tplc="EBFCD00C">
+      <w:start w:val="1"/>
+      <w:numFmt w:val="lowerRoman"/>
+      <w:lvlText w:val="%1."/>
       <w:lvlJc w:val="left"/>
       <w:pPr>
         <w:tabs>
@@ -864,13 +792,13 @@
     </w:lvl>
   </w:abstractNum>
   <w:abstractNum w:abstractNumId="6" w15:restartNumberingAfterBreak="0">
-    <w:nsid w:val="35D3107A"/>
-    <w:multiLevelType w:val="singleLevel"/>
-    <w:tmpl w:val="41D2A55E"/>
+    <w:nsid w:val="66FB055B"/>
+    <w:multiLevelType w:val="multilevel"/>
+    <w:tmpl w:val="626C56B2"/>
     <w:lvl w:ilvl="0">
       <w:start w:val="1"/>
-      <w:numFmt w:val="lowerRoman"/>
-      <w:lvlText w:val="%1."/>
+      <w:numFmt w:val="bullet"/>
+      <w:lvlText w:val=""/>
       <w:lvlJc w:val="left"/>
       <w:pPr>
         <w:tabs>
@@ -878,16 +806,103 @@
         </w:tabs>
         <w:ind w:left="720" w:hanging="360"/>
       </w:pPr>
+      <w:rPr>
+        <w:rFonts w:ascii="Symbol" w:hAnsi="Symbol" w:hint="default"/>
+      </w:rPr>
+    </w:lvl>
+    <w:lvl w:ilvl="1">
+      <w:start w:val="1"/>
+      <w:numFmt w:val="bullet"/>
+      <w:lvlText w:val="o"/>
+      <w:lvlJc w:val="left"/>
+      <w:pPr>
+        <w:tabs>
+          <w:tab w:val="num" w:pos="1080"/>
+        </w:tabs>
+        <w:ind w:left="1080" w:hanging="360"/>
+      </w:pPr>
+      <w:rPr>
+        <w:rFonts w:ascii="Courier New" w:hAnsi="Courier New" w:cs="Courier New"/>
+      </w:rPr>
+    </w:lvl>
+    <w:lvl w:ilvl="2">
+      <w:start w:val="1"/>
+      <w:numFmt w:val="bullet"/>
+      <w:lvlText w:val=""/>
+      <w:lvlJc w:val="left"/>
+      <w:pPr>
+        <w:tabs>
+          <w:tab w:val="num" w:pos="1440"/>
+        </w:tabs>
+        <w:ind w:left="1440" w:hanging="360"/>
+      </w:pPr>
+      <w:rPr>
+        <w:rFonts w:ascii="Wingdings" w:hAnsi="Wingdings" w:hint="default"/>
+      </w:rPr>
+    </w:lvl>
+    <w:lvl w:ilvl="3">
+      <w:start w:val="1"/>
+      <w:numFmt w:val="decimal"/>
+      <w:lvlText w:val="(%4)"/>
+      <w:lvlJc w:val="left"/>
+      <w:pPr>
+        <w:ind w:left="1440" w:hanging="360"/>
+      </w:pPr>
+    </w:lvl>
+    <w:lvl w:ilvl="4">
+      <w:start w:val="1"/>
+      <w:numFmt w:val="lowerLetter"/>
+      <w:lvlText w:val="(%5)"/>
+      <w:lvlJc w:val="left"/>
+      <w:pPr>
+        <w:ind w:left="1800" w:hanging="360"/>
+      </w:pPr>
+    </w:lvl>
+    <w:lvl w:ilvl="5">
+      <w:start w:val="1"/>
+      <w:numFmt w:val="lowerRoman"/>
+      <w:lvlText w:val="(%6)"/>
+      <w:lvlJc w:val="left"/>
+      <w:pPr>
+        <w:ind w:left="2160" w:hanging="360"/>
+      </w:pPr>
+    </w:lvl>
+    <w:lvl w:ilvl="6">
+      <w:start w:val="1"/>
+      <w:numFmt w:val="decimal"/>
+      <w:lvlText w:val="%7."/>
+      <w:lvlJc w:val="left"/>
+      <w:pPr>
+        <w:ind w:left="2520" w:hanging="360"/>
+      </w:pPr>
+    </w:lvl>
+    <w:lvl w:ilvl="7">
+      <w:start w:val="1"/>
+      <w:numFmt w:val="lowerLetter"/>
+      <w:lvlText w:val="%8."/>
+      <w:lvlJc w:val="left"/>
+      <w:pPr>
+        <w:ind w:left="2880" w:hanging="360"/>
+      </w:pPr>
+    </w:lvl>
+    <w:lvl w:ilvl="8">
+      <w:start w:val="1"/>
+      <w:numFmt w:val="lowerRoman"/>
+      <w:lvlText w:val="%9."/>
+      <w:lvlJc w:val="left"/>
+      <w:pPr>
+        <w:ind w:left="3240" w:hanging="360"/>
+      </w:pPr>
     </w:lvl>
   </w:abstractNum>
   <w:abstractNum w:abstractNumId="7" w15:restartNumberingAfterBreak="0">
-    <w:nsid w:val="42A9221E"/>
-    <w:multiLevelType w:val="multilevel"/>
-    <w:tmpl w:val="E04ED38A"/>
+    <w:nsid w:val="6C3C0A6C"/>
+    <w:multiLevelType w:val="singleLevel"/>
+    <w:tmpl w:val="14DCAB52"/>
     <w:lvl w:ilvl="0">
       <w:start w:val="1"/>
-      <w:numFmt w:val="decimal"/>
-      <w:lvlText w:val="%1"/>
+      <w:numFmt w:val="lowerLetter"/>
+      <w:lvlText w:val="%1)"/>
       <w:lvlJc w:val="left"/>
       <w:pPr>
         <w:tabs>
@@ -896,6 +911,40 @@
         <w:ind w:left="720" w:hanging="360"/>
       </w:pPr>
     </w:lvl>
+  </w:abstractNum>
+  <w:abstractNum w:abstractNumId="8" w15:restartNumberingAfterBreak="0">
+    <w:nsid w:val="6FD33C47"/>
+    <w:multiLevelType w:val="singleLevel"/>
+    <w:tmpl w:val="8C3AF566"/>
+    <w:lvl w:ilvl="0">
+      <w:start w:val="5"/>
+      <w:numFmt w:val="decimal"/>
+      <w:lvlText w:val="%1."/>
+      <w:lvlJc w:val="left"/>
+      <w:pPr>
+        <w:tabs>
+          <w:tab w:val="num" w:pos="720"/>
+        </w:tabs>
+        <w:ind w:left="720" w:hanging="360"/>
+      </w:pPr>
+    </w:lvl>
+  </w:abstractNum>
+  <w:abstractNum w:abstractNumId="9" w15:restartNumberingAfterBreak="0">
+    <w:nsid w:val="714B0C8A"/>
+    <w:multiLevelType w:val="multilevel"/>
+    <w:tmpl w:val="24D0A290"/>
+    <w:lvl w:ilvl="0">
+      <w:start w:val="1"/>
+      <w:numFmt w:val="decimal"/>
+      <w:lvlText w:val="%1"/>
+      <w:lvlJc w:val="left"/>
+      <w:pPr>
+        <w:tabs>
+          <w:tab w:val="num" w:pos="720"/>
+        </w:tabs>
+        <w:ind w:left="720" w:hanging="360"/>
+      </w:pPr>
+    </w:lvl>
     <w:lvl w:ilvl="1">
       <w:start w:val="1"/>
       <w:numFmt w:val="decimal"/>
@@ -975,11 +1024,11 @@
       </w:pPr>
     </w:lvl>
   </w:abstractNum>
-  <w:abstractNum w:abstractNumId="8" w15:restartNumberingAfterBreak="0">
-    <w:nsid w:val="5B0F1C41"/>
+  <w:abstractNum w:abstractNumId="10" w15:restartNumberingAfterBreak="0">
+    <w:nsid w:val="755F132F"/>
     <w:multiLevelType w:val="hybridMultilevel"/>
-    <w:tmpl w:val="5E600640"/>
-    <w:lvl w:ilvl="0" w:tplc="31D41F82">
+    <w:tmpl w:val="A8289694"/>
+    <w:lvl w:ilvl="0" w:tplc="1BB2D27E">
       <w:start w:val="1"/>
       <w:numFmt w:val="decimal"/>
       <w:lvlText w:val="%1."/>
@@ -1064,12 +1113,12 @@
       </w:pPr>
     </w:lvl>
   </w:abstractNum>
-  <w:abstractNum w:abstractNumId="9" w15:restartNumberingAfterBreak="0">
-    <w:nsid w:val="5B230E40"/>
-    <w:multiLevelType w:val="singleLevel"/>
-    <w:tmpl w:val="5BE85316"/>
-    <w:lvl w:ilvl="0">
-      <w:start w:val="5"/>
+  <w:abstractNum w:abstractNumId="11" w15:restartNumberingAfterBreak="0">
+    <w:nsid w:val="773215B4"/>
+    <w:multiLevelType w:val="hybridMultilevel"/>
+    <w:tmpl w:val="A0BE3F7E"/>
+    <w:lvl w:ilvl="0" w:tplc="1BB2D27E">
+      <w:start w:val="1"/>
       <w:numFmt w:val="decimal"/>
       <w:lvlText w:val="%1."/>
       <w:lvlJc w:val="left"/>
@@ -1080,15 +1129,87 @@
         <w:ind w:left="720" w:hanging="360"/>
       </w:pPr>
     </w:lvl>
+    <w:lvl w:ilvl="1" w:tplc="04090019" w:tentative="1">
+      <w:start w:val="1"/>
+      <w:numFmt w:val="lowerLetter"/>
+      <w:lvlText w:val="%2."/>
+      <w:lvlJc w:val="left"/>
+      <w:pPr>
+        <w:ind w:left="1440" w:hanging="360"/>
+      </w:pPr>
+    </w:lvl>
+    <w:lvl w:ilvl="2" w:tplc="0409001B" w:tentative="1">
+      <w:start w:val="1"/>
+      <w:numFmt w:val="lowerRoman"/>
+      <w:lvlText w:val="%3."/>
+      <w:lvlJc w:val="right"/>
+      <w:pPr>
+        <w:ind w:left="2160" w:hanging="180"/>
+      </w:pPr>
+    </w:lvl>
+    <w:lvl w:ilvl="3" w:tplc="0409000F" w:tentative="1">
+      <w:start w:val="1"/>
+      <w:numFmt w:val="decimal"/>
+      <w:lvlText w:val="%4."/>
+      <w:lvlJc w:val="left"/>
+      <w:pPr>
+        <w:ind w:left="2880" w:hanging="360"/>
+      </w:pPr>
+    </w:lvl>
+    <w:lvl w:ilvl="4" w:tplc="04090019" w:tentative="1">
+      <w:start w:val="1"/>
+      <w:numFmt w:val="lowerLetter"/>
+      <w:lvlText w:val="%5."/>
+      <w:lvlJc w:val="left"/>
+      <w:pPr>
+        <w:ind w:left="3600" w:hanging="360"/>
+      </w:pPr>
+    </w:lvl>
+    <w:lvl w:ilvl="5" w:tplc="0409001B" w:tentative="1">
+      <w:start w:val="1"/>
+      <w:numFmt w:val="lowerRoman"/>
+      <w:lvlText w:val="%6."/>
+      <w:lvlJc w:val="right"/>
+      <w:pPr>
+        <w:ind w:left="4320" w:hanging="180"/>
+      </w:pPr>
+    </w:lvl>
+    <w:lvl w:ilvl="6" w:tplc="0409000F" w:tentative="1">
+      <w:start w:val="1"/>
+      <w:numFmt w:val="decimal"/>
+      <w:lvlText w:val="%7."/>
+      <w:lvlJc w:val="left"/>
+      <w:pPr>
+        <w:ind w:left="5040" w:hanging="360"/>
+      </w:pPr>
+    </w:lvl>
+    <w:lvl w:ilvl="7" w:tplc="04090019" w:tentative="1">
+      <w:start w:val="1"/>
+      <w:numFmt w:val="lowerLetter"/>
+      <w:lvlText w:val="%8."/>
+      <w:lvlJc w:val="left"/>
+      <w:pPr>
+        <w:ind w:left="5760" w:hanging="360"/>
+      </w:pPr>
+    </w:lvl>
+    <w:lvl w:ilvl="8" w:tplc="0409001B" w:tentative="1">
+      <w:start w:val="1"/>
+      <w:numFmt w:val="lowerRoman"/>
+      <w:lvlText w:val="%9."/>
+      <w:lvlJc w:val="right"/>
+      <w:pPr>
+        <w:ind w:left="6480" w:hanging="180"/>
+      </w:pPr>
+    </w:lvl>
   </w:abstractNum>
-  <w:abstractNum w:abstractNumId="10" w15:restartNumberingAfterBreak="0">
-    <w:nsid w:val="72BF5E9A"/>
-    <w:multiLevelType w:val="multilevel"/>
-    <w:tmpl w:val="08865FBC"/>
-    <w:lvl w:ilvl="0">
-      <w:start w:val="1"/>
-      <w:numFmt w:val="bullet"/>
-      <w:lvlText w:val=""/>
+  <w:abstractNum w:abstractNumId="12" w15:restartNumberingAfterBreak="0">
+    <w:nsid w:val="77457684"/>
+    <w:multiLevelType w:val="hybridMultilevel"/>
+    <w:tmpl w:val="E828EED2"/>
+    <w:lvl w:ilvl="0" w:tplc="14DCAB52">
+      <w:start w:val="1"/>
+      <w:numFmt w:val="lowerLetter"/>
+      <w:lvlText w:val="%1)"/>
       <w:lvlJc w:val="left"/>
       <w:pPr>
         <w:tabs>
@@ -1096,127 +1217,6 @@
         </w:tabs>
         <w:ind w:left="720" w:hanging="360"/>
       </w:pPr>
-      <w:rPr>
-        <w:rFonts w:ascii="Symbol" w:hAnsi="Symbol" w:hint="default"/>
-      </w:rPr>
-    </w:lvl>
-    <w:lvl w:ilvl="1">
-      <w:start w:val="1"/>
-      <w:numFmt w:val="bullet"/>
-      <w:lvlText w:val="o"/>
-      <w:lvlJc w:val="left"/>
-      <w:pPr>
-        <w:tabs>
-          <w:tab w:val="num" w:pos="1080"/>
-        </w:tabs>
-        <w:ind w:left="1080" w:hanging="360"/>
-      </w:pPr>
-      <w:rPr>
-        <w:rFonts w:ascii="Courier New" w:hAnsi="Courier New" w:cs="Courier New"/>
-      </w:rPr>
-    </w:lvl>
-    <w:lvl w:ilvl="2">
-      <w:start w:val="1"/>
-      <w:numFmt w:val="bullet"/>
-      <w:lvlText w:val=""/>
-      <w:lvlJc w:val="left"/>
-      <w:pPr>
-        <w:tabs>
-          <w:tab w:val="num" w:pos="1440"/>
-        </w:tabs>
-        <w:ind w:left="1440" w:hanging="360"/>
-      </w:pPr>
-      <w:rPr>
-        <w:rFonts w:ascii="Wingdings" w:hAnsi="Wingdings" w:hint="default"/>
-      </w:rPr>
-    </w:lvl>
-    <w:lvl w:ilvl="3">
-      <w:start w:val="1"/>
-      <w:numFmt w:val="decimal"/>
-      <w:lvlText w:val="(%4)"/>
-      <w:lvlJc w:val="left"/>
-      <w:pPr>
-        <w:ind w:left="1440" w:hanging="360"/>
-      </w:pPr>
-    </w:lvl>
-    <w:lvl w:ilvl="4">
-      <w:start w:val="1"/>
-      <w:numFmt w:val="lowerLetter"/>
-      <w:lvlText w:val="(%5)"/>
-      <w:lvlJc w:val="left"/>
-      <w:pPr>
-        <w:ind w:left="1800" w:hanging="360"/>
-      </w:pPr>
-    </w:lvl>
-    <w:lvl w:ilvl="5">
-      <w:start w:val="1"/>
-      <w:numFmt w:val="lowerRoman"/>
-      <w:lvlText w:val="(%6)"/>
-      <w:lvlJc w:val="left"/>
-      <w:pPr>
-        <w:ind w:left="2160" w:hanging="360"/>
-      </w:pPr>
-    </w:lvl>
-    <w:lvl w:ilvl="6">
-      <w:start w:val="1"/>
-      <w:numFmt w:val="decimal"/>
-      <w:lvlText w:val="%7."/>
-      <w:lvlJc w:val="left"/>
-      <w:pPr>
-        <w:ind w:left="2520" w:hanging="360"/>
-      </w:pPr>
-    </w:lvl>
-    <w:lvl w:ilvl="7">
-      <w:start w:val="1"/>
-      <w:numFmt w:val="lowerLetter"/>
-      <w:lvlText w:val="%8."/>
-      <w:lvlJc w:val="left"/>
-      <w:pPr>
-        <w:ind w:left="2880" w:hanging="360"/>
-      </w:pPr>
-    </w:lvl>
-    <w:lvl w:ilvl="8">
-      <w:start w:val="1"/>
-      <w:numFmt w:val="lowerRoman"/>
-      <w:lvlText w:val="%9."/>
-      <w:lvlJc w:val="left"/>
-      <w:pPr>
-        <w:ind w:left="3240" w:hanging="360"/>
-      </w:pPr>
-    </w:lvl>
-  </w:abstractNum>
-  <w:abstractNum w:abstractNumId="11" w15:restartNumberingAfterBreak="0">
-    <w:nsid w:val="731658D9"/>
-    <w:multiLevelType w:val="singleLevel"/>
-    <w:tmpl w:val="14AC7CDC"/>
-    <w:lvl w:ilvl="0">
-      <w:start w:val="1"/>
-      <w:numFmt w:val="lowerLetter"/>
-      <w:lvlText w:val="%1)"/>
-      <w:lvlJc w:val="left"/>
-      <w:pPr>
-        <w:tabs>
-          <w:tab w:val="num" w:pos="720"/>
-        </w:tabs>
-        <w:ind w:left="720" w:hanging="360"/>
-      </w:pPr>
-    </w:lvl>
-  </w:abstractNum>
-  <w:abstractNum w:abstractNumId="12" w15:restartNumberingAfterBreak="0">
-    <w:nsid w:val="78AB0F40"/>
-    <w:multiLevelType w:val="hybridMultilevel"/>
-    <w:tmpl w:val="90A48B2E"/>
-    <w:lvl w:ilvl="0" w:tplc="31D41F82">
-      <w:start w:val="1"/>
-      <w:numFmt w:val="decimal"/>
-      <w:lvlText w:val="%1."/>
-      <w:lvlJc w:val="left"/>
-      <w:pPr>
-        <w:tabs>
-          <w:tab w:val="num" w:pos="720"/>
-        </w:tabs>
-        <w:ind w:left="720" w:hanging="360"/>
-      </w:pPr>
     </w:lvl>
     <w:lvl w:ilvl="1" w:tplc="04090019" w:tentative="1">
       <w:start w:val="1"/>
@@ -1291,43 +1291,43 @@
       </w:pPr>
     </w:lvl>
   </w:abstractNum>
-  <w:num w:numId="1" w16cid:durableId="1935935056">
+  <w:num w:numId="1" w16cid:durableId="130826150">
+    <w:abstractNumId w:val="1"/>
+  </w:num>
+  <w:num w:numId="2" w16cid:durableId="2115245846">
+    <w:abstractNumId w:val="6"/>
+  </w:num>
+  <w:num w:numId="3" w16cid:durableId="889002630">
+    <w:abstractNumId w:val="4"/>
+  </w:num>
+  <w:num w:numId="4" w16cid:durableId="1617171579">
+    <w:abstractNumId w:val="11"/>
+  </w:num>
+  <w:num w:numId="5" w16cid:durableId="1355154526">
+    <w:abstractNumId w:val="9"/>
+  </w:num>
+  <w:num w:numId="6" w16cid:durableId="427508187">
     <w:abstractNumId w:val="3"/>
   </w:num>
-  <w:num w:numId="2" w16cid:durableId="2047025396">
+  <w:num w:numId="7" w16cid:durableId="1662152743">
+    <w:abstractNumId w:val="7"/>
+  </w:num>
+  <w:num w:numId="8" w16cid:durableId="2009013959">
+    <w:abstractNumId w:val="12"/>
+  </w:num>
+  <w:num w:numId="9" w16cid:durableId="1010985005">
+    <w:abstractNumId w:val="0"/>
+  </w:num>
+  <w:num w:numId="10" w16cid:durableId="1458063336">
+    <w:abstractNumId w:val="5"/>
+  </w:num>
+  <w:num w:numId="11" w16cid:durableId="1495105036">
     <w:abstractNumId w:val="10"/>
   </w:num>
-  <w:num w:numId="3" w16cid:durableId="1969772395">
-    <w:abstractNumId w:val="0"/>
-  </w:num>
-  <w:num w:numId="4" w16cid:durableId="1381857707">
-    <w:abstractNumId w:val="12"/>
-  </w:num>
-  <w:num w:numId="5" w16cid:durableId="516042005">
-    <w:abstractNumId w:val="1"/>
-  </w:num>
-  <w:num w:numId="6" w16cid:durableId="510951277">
-    <w:abstractNumId w:val="7"/>
-  </w:num>
-  <w:num w:numId="7" w16cid:durableId="690883863">
-    <w:abstractNumId w:val="11"/>
-  </w:num>
-  <w:num w:numId="8" w16cid:durableId="1003896536">
-    <w:abstractNumId w:val="5"/>
-  </w:num>
-  <w:num w:numId="9" w16cid:durableId="48893173">
-    <w:abstractNumId w:val="6"/>
-  </w:num>
-  <w:num w:numId="10" w16cid:durableId="1878469552">
-    <w:abstractNumId w:val="4"/>
-  </w:num>
-  <w:num w:numId="11" w16cid:durableId="1660765320">
+  <w:num w:numId="12" w16cid:durableId="1916547036">
     <w:abstractNumId w:val="8"/>
   </w:num>
-  <w:num w:numId="12" w16cid:durableId="831064240">
-    <w:abstractNumId w:val="9"/>
-  </w:num>
-  <w:num w:numId="13" w16cid:durableId="246765127">
+  <w:num w:numId="13" w16cid:durableId="878249300">
     <w:abstractNumId w:val="2"/>
   </w:num>
 </w:numbering>
@@ -1741,7 +1741,7 @@
     <w:link w:val="Heading1Char"/>
     <w:uiPriority w:val="9"/>
     <w:qFormat/>
-    <w:rsid w:val="00A94686"/>
+    <w:rsid w:val="004F24A5"/>
     <w:pPr>
       <w:keepNext/>
       <w:keepLines/>
@@ -1763,7 +1763,7 @@
     <w:uiPriority w:val="9"/>
     <w:unhideWhenUsed/>
     <w:qFormat/>
-    <w:rsid w:val="00A94686"/>
+    <w:rsid w:val="004F24A5"/>
     <w:pPr>
       <w:keepNext/>
       <w:keepLines/>
@@ -1786,7 +1786,7 @@
     <w:semiHidden/>
     <w:unhideWhenUsed/>
     <w:qFormat/>
-    <w:rsid w:val="00A94686"/>
+    <w:rsid w:val="004F24A5"/>
     <w:pPr>
       <w:keepNext/>
       <w:keepLines/>
@@ -1809,7 +1809,7 @@
     <w:semiHidden/>
     <w:unhideWhenUsed/>
     <w:qFormat/>
-    <w:rsid w:val="00A94686"/>
+    <w:rsid w:val="004F24A5"/>
     <w:pPr>
       <w:keepNext/>
       <w:keepLines/>
@@ -1832,7 +1832,7 @@
     <w:semiHidden/>
     <w:unhideWhenUsed/>
     <w:qFormat/>
-    <w:rsid w:val="00A94686"/>
+    <w:rsid w:val="004F24A5"/>
     <w:pPr>
       <w:keepNext/>
       <w:keepLines/>
@@ -1853,7 +1853,7 @@
     <w:semiHidden/>
     <w:unhideWhenUsed/>
     <w:qFormat/>
-    <w:rsid w:val="00A94686"/>
+    <w:rsid w:val="004F24A5"/>
     <w:pPr>
       <w:keepNext/>
       <w:keepLines/>
@@ -1876,7 +1876,7 @@
     <w:semiHidden/>
     <w:unhideWhenUsed/>
     <w:qFormat/>
-    <w:rsid w:val="00A94686"/>
+    <w:rsid w:val="004F24A5"/>
     <w:pPr>
       <w:keepNext/>
       <w:keepLines/>
@@ -1897,7 +1897,7 @@
     <w:semiHidden/>
     <w:unhideWhenUsed/>
     <w:qFormat/>
-    <w:rsid w:val="00A94686"/>
+    <w:rsid w:val="004F24A5"/>
     <w:pPr>
       <w:keepNext/>
       <w:keepLines/>
@@ -1920,7 +1920,7 @@
     <w:semiHidden/>
     <w:unhideWhenUsed/>
     <w:qFormat/>
-    <w:rsid w:val="00A94686"/>
+    <w:rsid w:val="004F24A5"/>
     <w:pPr>
       <w:keepNext/>
       <w:keepLines/>
@@ -1963,7 +1963,7 @@
     <w:basedOn w:val="DefaultParagraphFont"/>
     <w:link w:val="Heading1"/>
     <w:uiPriority w:val="9"/>
-    <w:rsid w:val="00A94686"/>
+    <w:rsid w:val="004F24A5"/>
     <w:rPr>
       <w:rFonts w:asciiTheme="majorHAnsi" w:eastAsiaTheme="majorEastAsia" w:hAnsiTheme="majorHAnsi" w:cstheme="majorBidi"/>
       <w:color w:val="0F4761" w:themeColor="accent1" w:themeShade="BF"/>
@@ -1976,7 +1976,7 @@
     <w:basedOn w:val="DefaultParagraphFont"/>
     <w:link w:val="Heading2"/>
     <w:uiPriority w:val="9"/>
-    <w:rsid w:val="00A94686"/>
+    <w:rsid w:val="004F24A5"/>
     <w:rPr>
       <w:rFonts w:asciiTheme="majorHAnsi" w:eastAsiaTheme="majorEastAsia" w:hAnsiTheme="majorHAnsi" w:cstheme="majorBidi"/>
       <w:color w:val="0F4761" w:themeColor="accent1" w:themeShade="BF"/>
@@ -1990,7 +1990,7 @@
     <w:link w:val="Heading3"/>
     <w:uiPriority w:val="9"/>
     <w:semiHidden/>
-    <w:rsid w:val="00A94686"/>
+    <w:rsid w:val="004F24A5"/>
     <w:rPr>
       <w:rFonts w:eastAsiaTheme="majorEastAsia" w:cstheme="majorBidi"/>
       <w:color w:val="0F4761" w:themeColor="accent1" w:themeShade="BF"/>
@@ -2004,7 +2004,7 @@
     <w:link w:val="Heading4"/>
     <w:uiPriority w:val="9"/>
     <w:semiHidden/>
-    <w:rsid w:val="00A94686"/>
+    <w:rsid w:val="004F24A5"/>
     <w:rPr>
       <w:rFonts w:eastAsiaTheme="majorEastAsia" w:cstheme="majorBidi"/>
       <w:i/>
@@ -2018,7 +2018,7 @@
     <w:link w:val="Heading5"/>
     <w:uiPriority w:val="9"/>
     <w:semiHidden/>
-    <w:rsid w:val="00A94686"/>
+    <w:rsid w:val="004F24A5"/>
     <w:rPr>
       <w:rFonts w:eastAsiaTheme="majorEastAsia" w:cstheme="majorBidi"/>
       <w:color w:val="0F4761" w:themeColor="accent1" w:themeShade="BF"/>
@@ -2030,7 +2030,7 @@
     <w:link w:val="Heading6"/>
     <w:uiPriority w:val="9"/>
     <w:semiHidden/>
-    <w:rsid w:val="00A94686"/>
+    <w:rsid w:val="004F24A5"/>
     <w:rPr>
       <w:rFonts w:eastAsiaTheme="majorEastAsia" w:cstheme="majorBidi"/>
       <w:i/>
@@ -2044,7 +2044,7 @@
     <w:link w:val="Heading7"/>
     <w:uiPriority w:val="9"/>
     <w:semiHidden/>
-    <w:rsid w:val="00A94686"/>
+    <w:rsid w:val="004F24A5"/>
     <w:rPr>
       <w:rFonts w:eastAsiaTheme="majorEastAsia" w:cstheme="majorBidi"/>
       <w:color w:val="595959" w:themeColor="text1" w:themeTint="A6"/>
@@ -2056,7 +2056,7 @@
     <w:link w:val="Heading8"/>
     <w:uiPriority w:val="9"/>
     <w:semiHidden/>
-    <w:rsid w:val="00A94686"/>
+    <w:rsid w:val="004F24A5"/>
     <w:rPr>
       <w:rFonts w:eastAsiaTheme="majorEastAsia" w:cstheme="majorBidi"/>
       <w:i/>
@@ -2070,7 +2070,7 @@
     <w:link w:val="Heading9"/>
     <w:uiPriority w:val="9"/>
     <w:semiHidden/>
-    <w:rsid w:val="00A94686"/>
+    <w:rsid w:val="004F24A5"/>
     <w:rPr>
       <w:rFonts w:eastAsiaTheme="majorEastAsia" w:cstheme="majorBidi"/>
       <w:color w:val="272727" w:themeColor="text1" w:themeTint="D8"/>
@@ -2083,7 +2083,7 @@
     <w:link w:val="TitleChar"/>
     <w:uiPriority w:val="10"/>
     <w:qFormat/>
-    <w:rsid w:val="00A94686"/>
+    <w:rsid w:val="004F24A5"/>
     <w:pPr>
       <w:spacing w:after="80" w:line="240" w:lineRule="auto"/>
       <w:contextualSpacing/>
@@ -2101,7 +2101,7 @@
     <w:basedOn w:val="DefaultParagraphFont"/>
     <w:link w:val="Title"/>
     <w:uiPriority w:val="10"/>
-    <w:rsid w:val="00A94686"/>
+    <w:rsid w:val="004F24A5"/>
     <w:rPr>
       <w:rFonts w:asciiTheme="majorHAnsi" w:eastAsiaTheme="majorEastAsia" w:hAnsiTheme="majorHAnsi" w:cstheme="majorBidi"/>
       <w:spacing w:val="-10"/>
@@ -2117,7 +2117,7 @@
     <w:link w:val="SubtitleChar"/>
     <w:uiPriority w:val="11"/>
     <w:qFormat/>
-    <w:rsid w:val="00A94686"/>
+    <w:rsid w:val="004F24A5"/>
     <w:pPr>
       <w:numPr>
         <w:ilvl w:val="1"/>
@@ -2136,7 +2136,7 @@
     <w:basedOn w:val="DefaultParagraphFont"/>
     <w:link w:val="Subtitle"/>
     <w:uiPriority w:val="11"/>
-    <w:rsid w:val="00A94686"/>
+    <w:rsid w:val="004F24A5"/>
     <w:rPr>
       <w:rFonts w:eastAsiaTheme="majorEastAsia" w:cstheme="majorBidi"/>
       <w:color w:val="595959" w:themeColor="text1" w:themeTint="A6"/>
@@ -2152,7 +2152,7 @@
     <w:link w:val="QuoteChar"/>
     <w:uiPriority w:val="29"/>
     <w:qFormat/>
-    <w:rsid w:val="00A94686"/>
+    <w:rsid w:val="004F24A5"/>
     <w:pPr>
       <w:spacing w:before="160"/>
       <w:jc w:val="center"/>
@@ -2168,7 +2168,7 @@
     <w:basedOn w:val="DefaultParagraphFont"/>
     <w:link w:val="Quote"/>
     <w:uiPriority w:val="29"/>
-    <w:rsid w:val="00A94686"/>
+    <w:rsid w:val="004F24A5"/>
     <w:rPr>
       <w:i/>
       <w:iCs/>
@@ -2180,7 +2180,7 @@
     <w:basedOn w:val="Normal"/>
     <w:uiPriority w:val="34"/>
     <w:qFormat/>
-    <w:rsid w:val="00A94686"/>
+    <w:rsid w:val="004F24A5"/>
     <w:pPr>
       <w:ind w:left="720"/>
       <w:contextualSpacing/>
@@ -2191,7 +2191,7 @@
     <w:basedOn w:val="DefaultParagraphFont"/>
     <w:uiPriority w:val="21"/>
     <w:qFormat/>
-    <w:rsid w:val="00A94686"/>
+    <w:rsid w:val="004F24A5"/>
     <w:rPr>
       <w:i/>
       <w:iCs/>
@@ -2205,7 +2205,7 @@
     <w:link w:val="IntenseQuoteChar"/>
     <w:uiPriority w:val="30"/>
     <w:qFormat/>
-    <w:rsid w:val="00A94686"/>
+    <w:rsid w:val="004F24A5"/>
     <w:pPr>
       <w:pBdr>
         <w:top w:val="single" w:sz="4" w:space="10" w:color="0F4761" w:themeColor="accent1" w:themeShade="BF"/>
@@ -2226,7 +2226,7 @@
     <w:basedOn w:val="DefaultParagraphFont"/>
     <w:link w:val="IntenseQuote"/>
     <w:uiPriority w:val="30"/>
-    <w:rsid w:val="00A94686"/>
+    <w:rsid w:val="004F24A5"/>
     <w:rPr>
       <w:i/>
       <w:iCs/>
@@ -2238,7 +2238,7 @@
     <w:basedOn w:val="DefaultParagraphFont"/>
     <w:uiPriority w:val="32"/>
     <w:qFormat/>
-    <w:rsid w:val="00A94686"/>
+    <w:rsid w:val="004F24A5"/>
     <w:rPr>
       <w:b/>
       <w:bCs/>
